--- a/Wk10Assgn_Adhikari_R.docx
+++ b/Wk10Assgn_Adhikari_R.docx
@@ -350,17 +350,37 @@
             <w:spacing w:line="480" w:lineRule="auto"/>
             <w:rPr>
               <w:rFonts w:ascii="Times New Roman" w:hAnsi="Times New Roman" w:cs="Times New Roman"/>
-              <w:color w:val="2D3B45"/>
-            </w:rPr>
-          </w:pPr>
-          <w:r>
-            <w:rPr>
-              <w:rFonts w:ascii="Times New Roman" w:hAnsi="Times New Roman" w:cs="Times New Roman"/>
               <w:b/>
               <w:bCs/>
               <w:color w:val="2D3B45"/>
             </w:rPr>
+          </w:pPr>
+          <w:r>
+            <w:rPr>
+              <w:rFonts w:ascii="Times New Roman" w:hAnsi="Times New Roman" w:cs="Times New Roman"/>
+              <w:b/>
+              <w:bCs/>
+              <w:color w:val="2D3B45"/>
+            </w:rPr>
             <w:lastRenderedPageBreak/>
+            <w:t>Workflow Redesign Part 2 &amp; Finalized Course Project</w:t>
+          </w:r>
+        </w:p>
+        <w:p>
+          <w:pPr>
+            <w:spacing w:line="480" w:lineRule="auto"/>
+            <w:rPr>
+              <w:rFonts w:ascii="Times New Roman" w:hAnsi="Times New Roman" w:cs="Times New Roman"/>
+              <w:color w:val="2D3B45"/>
+            </w:rPr>
+          </w:pPr>
+          <w:r>
+            <w:rPr>
+              <w:rFonts w:ascii="Times New Roman" w:hAnsi="Times New Roman" w:cs="Times New Roman"/>
+              <w:b/>
+              <w:bCs/>
+              <w:color w:val="2D3B45"/>
+            </w:rPr>
             <w:t>Introduction</w:t>
           </w:r>
         </w:p>
@@ -475,15 +495,8 @@
               <w:rFonts w:ascii="Times New Roman" w:hAnsi="Times New Roman" w:cs="Times New Roman"/>
               <w:color w:val="293236"/>
             </w:rPr>
-            <w:t xml:space="preserve">EHR and interface are tied to each other. An interface plays a crucial role in an EHR system because it connects different components of a system. The interface is both a visual and </w:t>
-          </w:r>
-          <w:r>
-            <w:rPr>
-              <w:rFonts w:ascii="Times New Roman" w:hAnsi="Times New Roman" w:cs="Times New Roman"/>
-              <w:color w:val="293236"/>
-            </w:rPr>
             <w:lastRenderedPageBreak/>
-            <w:t>operational design of an EHR that</w:t>
+            <w:t>EHR and interface are tied to each other. An interface plays a crucial role in an EHR system because it connects different components of a system. The interface is both a visual and operational design of an EHR that</w:t>
           </w:r>
           <w:r>
             <w:rPr>
@@ -608,15 +621,8 @@
               <w:rFonts w:ascii="Times New Roman" w:hAnsi="Times New Roman" w:cs="Times New Roman"/>
               <w:color w:val="212121"/>
             </w:rPr>
-            <w:t xml:space="preserve">Level 2: A good interface is always secure. Security should be a priority when designing an interface. Poor interface can cause cognitive overload and fatigue, the users might have to </w:t>
-          </w:r>
-          <w:r>
-            <w:rPr>
-              <w:rFonts w:ascii="Times New Roman" w:hAnsi="Times New Roman" w:cs="Times New Roman"/>
-              <w:color w:val="212121"/>
-            </w:rPr>
             <w:lastRenderedPageBreak/>
-            <w:t xml:space="preserve">process a lot of information and remember too many steps to complete the task leading to frustration and low engagement, with a higher chance of making errors that will compromise the safety of the patient. The care delivery system must be strong enough to prevent human errors or system failures that will harm the patient.  In health care, it can be challenging to be completely error-free. However, a robust system is enough to recover from human error and system failure before it harms the patient. This can be achieved by a well-designed interface, there is no value of healthcare attribute if it is not safe at the center of the system. </w:t>
+            <w:t xml:space="preserve">Level 2: A good interface is always secure. Security should be a priority when designing an interface. Poor interface can cause cognitive overload and fatigue, the users might have to process a lot of information and remember too many steps to complete the task leading to frustration and low engagement, with a higher chance of making errors that will compromise the safety of the patient. The care delivery system must be strong enough to prevent human errors or system failures that will harm the patient.  In health care, it can be challenging to be completely error-free. However, a robust system is enough to recover from human error and system failure before it harms the patient. This can be achieved by a well-designed interface, there is no value of healthcare attribute if it is not safe at the center of the system. </w:t>
           </w:r>
           <w:r>
             <w:rPr>
@@ -711,6 +717,7 @@
             <w:rPr>
               <w:rFonts w:ascii="Times New Roman" w:hAnsi="Times New Roman" w:cs="Times New Roman"/>
             </w:rPr>
+            <w:lastRenderedPageBreak/>
             <w:t xml:space="preserve">My workflow concern was the issue with the poor EHR Interface. </w:t>
           </w:r>
           <w:r>
@@ -718,15 +725,7 @@
               <w:rFonts w:ascii="Times New Roman" w:hAnsi="Times New Roman" w:cs="Times New Roman"/>
               <w:color w:val="293236"/>
             </w:rPr>
-            <w:t xml:space="preserve">According to binariks.com, a user-friendly EHR system interface must include 14 core principles to enhance EHR/EMR </w:t>
-          </w:r>
-          <w:r>
-            <w:rPr>
-              <w:rFonts w:ascii="Times New Roman" w:hAnsi="Times New Roman" w:cs="Times New Roman"/>
-              <w:color w:val="293236"/>
-            </w:rPr>
-            <w:lastRenderedPageBreak/>
-            <w:t xml:space="preserve">usability and they are Consistency, Visibility, Match, Minimalism, Memory, Feedback, flexibility, message, error, closure, reversibility, language, control, and Documentation. </w:t>
+            <w:t xml:space="preserve">According to binariks.com, a user-friendly EHR system interface must include 14 core principles to enhance EHR/EMR usability and they are Consistency, Visibility, Match, Minimalism, Memory, Feedback, flexibility, message, error, closure, reversibility, language, control, and Documentation. </w:t>
           </w:r>
           <w:r>
             <w:rPr>
@@ -748,7 +747,14 @@
             <w:rPr>
               <w:color w:val="293236"/>
             </w:rPr>
-            <w:t xml:space="preserve">EHR interface style logic should be the same across the entire system. Users should be able to visualize and comprehend information that is displayed in the EHR user interface. Related information should be made accessible on one screen. To facilitate user information processing, the EHR system interface should match the real environment. Minimalism should be followed by eliminating unwanted steps so that the users can complete the required action with only a few clicks. Alerts and reminders should be limited to life-critical notifications that will lessen the time clinicians spend on navigation and dedicate more time to patients. Memory load to be reduced by replacing data entry with checkbox, saving information from previous forms, and many more.  User action is to be accompanied by real-time feedback. Breadcrumbs can be implemented for navigation. Users should be able to customize the EHR system to reduce the time needed to complete a task by letting them use shortcuts, save settings, and add voice recognition. When a user does anything wrong, they should be able to add a concise error message with a troubleshooting option. It should have the ability to prevent data entry errors by checking the input automatically. EHR interface should have a function that allows users to go back to the previous screen along with editing and undo actions. The language used should be consistent and readable with common terminology and phrases. Users should feel that they are in control of every step without any confusing messages and unexpected results. EHR interface should be able to assist users with added information when a complex action is required. </w:t>
+            <w:t xml:space="preserve">EHR interface style logic should be the same across the entire system. Users should be able to visualize and comprehend information that is displayed in the EHR user interface. Related information should be made accessible on one screen. To facilitate user information processing, the EHR system interface should match the real environment. Minimalism should be followed by eliminating unwanted steps so that the users can complete the required action with only a few clicks. Alerts and reminders should be limited to life-critical notifications that will lessen the time clinicians spend on navigation and dedicate more time to patients. Memory load to be reduced by replacing data entry with checkbox, saving information from previous forms, and many more.  User action is to be accompanied by real-time feedback. Breadcrumbs can be implemented for navigation. Users should be able to customize the EHR system to reduce the time needed to complete a task by letting them use shortcuts, save settings, and add voice recognition. When a user does anything wrong, they should be able to add a concise error message with a troubleshooting option. It should have the ability to prevent data entry errors by checking the input automatically. EHR interface should have a function that allows users to go back to the previous screen along with editing and undo actions. The language used should be consistent and readable with common terminology and phrases. Users should feel that they are in </w:t>
+          </w:r>
+          <w:r>
+            <w:rPr>
+              <w:color w:val="293236"/>
+            </w:rPr>
+            <w:lastRenderedPageBreak/>
+            <w:t xml:space="preserve">control of every step without any confusing messages and unexpected results. EHR interface should be able to assist users with added information when a complex action is required. </w:t>
           </w:r>
         </w:p>
         <w:p>
@@ -763,7 +769,6 @@
             <w:rPr>
               <w:color w:val="293236"/>
             </w:rPr>
-            <w:lastRenderedPageBreak/>
             <w:t xml:space="preserve">I agree with McGonigle and Mastrian that EHR might look like simple automation from the surface, but its implication remains broad ranges from care-delivering ways to the nurse interaction with their patient using technology and to the research surrounding EHRs informing tomorrow’s nursing practice. </w:t>
           </w:r>
         </w:p>
@@ -850,7 +855,15 @@
               <w:rFonts w:ascii="Times New Roman" w:hAnsi="Times New Roman" w:cs="Times New Roman"/>
               <w:color w:val="2D3B45"/>
             </w:rPr>
-            <w:t xml:space="preserve">The individuals we will be including are mainly EHR users. Patients can be included to get an idea of how we can design a patient centered EHR interface. Mostly open-ended and short answer questions with additional space for comments are included. For instance, we can use the following type of questions where the responders can check the options provided. </w:t>
+            <w:t xml:space="preserve">The individuals we will be including are mainly EHR users. Patients can be included to get an idea of how we can design a patient centered EHR interface. Mostly open-ended and short </w:t>
+          </w:r>
+          <w:r>
+            <w:rPr>
+              <w:rFonts w:ascii="Times New Roman" w:hAnsi="Times New Roman" w:cs="Times New Roman"/>
+              <w:color w:val="2D3B45"/>
+            </w:rPr>
+            <w:lastRenderedPageBreak/>
+            <w:t xml:space="preserve">answer questions with additional space for comments are included. For instance, we can use the following type of questions where the responders can check the options provided. </w:t>
           </w:r>
         </w:p>
         <w:tbl>
@@ -886,7 +899,6 @@
                     <w:rFonts w:ascii="Times New Roman" w:hAnsi="Times New Roman" w:cs="Times New Roman"/>
                     <w:color w:val="2D3B45"/>
                   </w:rPr>
-                  <w:lastRenderedPageBreak/>
                   <w:t>Questions</w:t>
                 </w:r>
               </w:p>
@@ -1303,15 +1315,8 @@
                     <w:rFonts w:ascii="Times New Roman" w:hAnsi="Times New Roman" w:cs="Times New Roman"/>
                     <w:color w:val="2D3B45"/>
                   </w:rPr>
-                  <w:t xml:space="preserve">The screen in my HER </w:t>
-                </w:r>
-                <w:r>
-                  <w:rPr>
-                    <w:rFonts w:ascii="Times New Roman" w:hAnsi="Times New Roman" w:cs="Times New Roman"/>
-                    <w:color w:val="2D3B45"/>
-                  </w:rPr>
                   <w:lastRenderedPageBreak/>
-                  <w:t>responds quickly to actions</w:t>
+                  <w:t>The screen in my HER responds quickly to actions</w:t>
                 </w:r>
               </w:p>
             </w:tc>
@@ -1563,15 +1568,8 @@
               <w:rFonts w:ascii="Times New Roman" w:hAnsi="Times New Roman" w:cs="Times New Roman"/>
               <w:color w:val="2D3B45"/>
             </w:rPr>
-            <w:t xml:space="preserve">Communication needs to be transparent which helps in setting expectations and reducing surprises. Methods that do not require interference or constant interaction to </w:t>
-          </w:r>
-          <w:r>
-            <w:rPr>
-              <w:rFonts w:ascii="Times New Roman" w:hAnsi="Times New Roman" w:cs="Times New Roman"/>
-              <w:color w:val="2D3B45"/>
-            </w:rPr>
             <w:lastRenderedPageBreak/>
-            <w:t xml:space="preserve">be used, </w:t>
+            <w:t xml:space="preserve">Communication needs to be transparent which helps in setting expectations and reducing surprises. Methods that do not require interference or constant interaction to be used, </w:t>
           </w:r>
           <w:proofErr w:type="gramStart"/>
           <w:r>
@@ -1714,15 +1712,8 @@
               <w:rFonts w:ascii="Times New Roman" w:hAnsi="Times New Roman" w:cs="Times New Roman"/>
               <w:color w:val="2D3B45"/>
             </w:rPr>
-            <w:t xml:space="preserve">For data analysis, I will compare present data with the baseline metrics that are already established which will assist me in identifying the trends and deviations. Using statistical methods, I will analyze the pattern and relationships in the data, and </w:t>
-          </w:r>
-          <w:r>
-            <w:rPr>
-              <w:rFonts w:ascii="Times New Roman" w:hAnsi="Times New Roman" w:cs="Times New Roman"/>
-              <w:color w:val="2D3B45"/>
-            </w:rPr>
             <w:lastRenderedPageBreak/>
-            <w:t xml:space="preserve">at the end I will create a graph or chart that will help in understanding the trends and present findings. Following this I will be monitoring continuously and refining data collection, analysis, and quantification from the insight I have gained. </w:t>
+            <w:t xml:space="preserve">For data analysis, I will compare present data with the baseline metrics that are already established which will assist me in identifying the trends and deviations. Using statistical methods, I will analyze the pattern and relationships in the data, and at the end I will create a graph or chart that will help in understanding the trends and present findings. Following this I will be monitoring continuously and refining data collection, analysis, and quantification from the insight I have gained. </w:t>
           </w:r>
         </w:p>
         <w:p>
@@ -1802,6 +1793,7 @@
               <w:rFonts w:ascii="Times New Roman" w:hAnsi="Times New Roman" w:cs="Times New Roman"/>
               <w:color w:val="2D3B45"/>
             </w:rPr>
+            <w:lastRenderedPageBreak/>
             <w:t>1: Receiving input: First, we receive initial input from the user</w:t>
           </w:r>
         </w:p>
@@ -1820,7 +1812,6 @@
               <w:rFonts w:ascii="Times New Roman" w:hAnsi="Times New Roman" w:cs="Times New Roman"/>
               <w:color w:val="2D3B45"/>
             </w:rPr>
-            <w:lastRenderedPageBreak/>
             <w:t>2: Processing input: Input is processed using chat processing and knowledge Retrieval. In chat processing language model is used to understand the context and information is retrieved based on a query for the data stored.</w:t>
           </w:r>
         </w:p>
@@ -1916,6 +1907,7 @@
             <w:rPr>
               <w:rFonts w:ascii="Times New Roman" w:hAnsi="Times New Roman" w:cs="Times New Roman"/>
             </w:rPr>
+            <w:lastRenderedPageBreak/>
             <w:fldChar w:fldCharType="begin"/>
           </w:r>
           <w:r>
@@ -2088,7 +2080,6 @@
               <w:bCs/>
               <w:color w:val="040918"/>
             </w:rPr>
-            <w:lastRenderedPageBreak/>
             <w:t>Conclusion:</w:t>
           </w:r>
         </w:p>
@@ -2560,6 +2551,7 @@
             <w:rPr>
               <w:color w:val="000000"/>
             </w:rPr>
+            <w:lastRenderedPageBreak/>
             <w:t>Hodge, Larry (2023, August 1).</w:t>
           </w:r>
           <w:r>
@@ -2798,6 +2790,7 @@
                   <w:szCs w:val="36"/>
                   <w:shd w:val="clear" w:color="auto" w:fill="FFFFFF"/>
                 </w:rPr>
+                <w:lastRenderedPageBreak/>
                 <w:t>Ritu</w:t>
               </w:r>
               <w:proofErr w:type="spellEnd"/>
@@ -2982,7 +2975,6 @@
                   <w:bCs/>
                   <w:color w:val="2D3B45"/>
                 </w:rPr>
-                <w:lastRenderedPageBreak/>
                 <w:t>Introduction</w:t>
               </w:r>
             </w:p>
@@ -3025,7 +3017,15 @@
               <w:rFonts w:ascii="Times New Roman" w:hAnsi="Times New Roman" w:cs="Times New Roman"/>
               <w:color w:val="2D3B45"/>
             </w:rPr>
-            <w:t xml:space="preserve"> that a Successful project should be completed on time and must be within the budget that meet the requirements and satisfy users. A project manager will first have a meeting with all the stakeholders to figure out useful features, following this planning, scheduling, and reporting on system development is done. For any project to be successful, an efficient workflow process will provide a clear roadmap for the entire team. This paper describes current workflow issues, the result of gap analysis, gaps within the current workflow, issues related to HER, and the finalized version of the current workflow model. </w:t>
+            <w:t xml:space="preserve"> that a Successful project should be completed on time and must be within the budget that meet the requirements and satisfy users. A project manager will first have a meeting with all the stakeholders to figure out useful features, following this planning, scheduling, and reporting on system development is done. For any project to be successful, an efficient workflow process will provide a clear roadmap for the entire team. This paper describes </w:t>
+          </w:r>
+          <w:r>
+            <w:rPr>
+              <w:rFonts w:ascii="Times New Roman" w:hAnsi="Times New Roman" w:cs="Times New Roman"/>
+              <w:color w:val="2D3B45"/>
+            </w:rPr>
+            <w:lastRenderedPageBreak/>
+            <w:t xml:space="preserve">current workflow issues, the result of gap analysis, gaps within the current workflow, issues related to HER, and the finalized version of the current workflow model. </w:t>
           </w:r>
         </w:p>
         <w:p>
@@ -3087,8 +3087,15 @@
               <w:rFonts w:ascii="Times New Roman" w:hAnsi="Times New Roman" w:cs="Times New Roman"/>
               <w:color w:val="293236"/>
             </w:rPr>
+            <w:t xml:space="preserve">Gap analysis ensures that the goals are addressed effectively by firstly identifying Discrepancies and that was done by comparing the current state and the state where we want to be, once we identify the state where we want to be, we then work on setting priorities by prioritizing gaps that are urgent to address in achieving set goals, following this action steps are defined, resources are allocated as it helps in understanding required resources to address identifying gaps. Progress is then monitored to see if the changes are effective and what kind of adjustments are needed. Lastly, Continuous improvement that helps move closer to the goals and adapt to new circumstances was implemented to address the goal set. Gap analysis can assist in providing a </w:t>
+          </w:r>
+          <w:r>
+            <w:rPr>
+              <w:rFonts w:ascii="Times New Roman" w:hAnsi="Times New Roman" w:cs="Times New Roman"/>
+              <w:color w:val="293236"/>
+            </w:rPr>
             <w:lastRenderedPageBreak/>
-            <w:t xml:space="preserve">Gap analysis ensures that the goals are addressed effectively by firstly identifying Discrepancies and that was done by comparing the current state and the state where we want to be, once we identify the state where we want to be, we then work on setting priorities by prioritizing gaps that are urgent to address in achieving set goals, following this action steps are defined, resources are allocated as it helps in understanding required resources to address identifying gaps. Progress is then monitored to see if the changes are effective and what kind of adjustments are needed. Lastly, Continuous improvement that helps move closer to the goals and adapt to new circumstances was implemented to address the goal set. Gap analysis can assist in providing a structured pathway that helps align organizational efforts with planned objectives and achieve wanted outcomes. </w:t>
+            <w:t xml:space="preserve">structured pathway that helps align organizational efforts with planned objectives and achieve wanted outcomes. </w:t>
           </w:r>
         </w:p>
         <w:p>
@@ -3162,7 +3169,6 @@
               <w:rFonts w:ascii="Times New Roman" w:hAnsi="Times New Roman" w:cs="Times New Roman"/>
               <w:color w:val="2D3B45"/>
             </w:rPr>
-            <w:lastRenderedPageBreak/>
             <w:t>Poor interface will lead to incorrect data entry that can have serious consequences for patients affecting safety and treatment outcomes, data quality and interoperability is affected that will limit the effectiveness of clinical decision support. Meaningful use and widespread adoption of technology depends on the successful integration of information technology in clinical workflow which is</w:t>
           </w:r>
           <w:r>
@@ -3171,56 +3177,57 @@
               <w:color w:val="555555"/>
               <w:shd w:val="clear" w:color="auto" w:fill="FFFFFF"/>
             </w:rPr>
-            <w:t xml:space="preserve"> vital in successful implementation and meaningful use of electronic health record technology. Poorly designed interfaces will lack features such as a patient portal where patients can assess their information, schedule an appointment, communicate with health care providers, and more. When there </w:t>
-          </w:r>
-          <w:proofErr w:type="gramStart"/>
+            <w:t xml:space="preserve"> vital in successful implementation and meaningful use of electronic health record technology. Poorly designed interfaces will lack features such as a patient portal where patients can assess their information, schedule an appointment, communicate with health care providers, </w:t>
+          </w:r>
           <w:r>
             <w:rPr>
               <w:rFonts w:ascii="Times New Roman" w:hAnsi="Times New Roman" w:cs="Times New Roman"/>
               <w:color w:val="555555"/>
               <w:shd w:val="clear" w:color="auto" w:fill="FFFFFF"/>
             </w:rPr>
-            <w:t>is</w:t>
-          </w:r>
-          <w:proofErr w:type="gramEnd"/>
+            <w:lastRenderedPageBreak/>
+            <w:t xml:space="preserve">and more. When there </w:t>
+          </w:r>
+          <w:proofErr w:type="gramStart"/>
           <w:r>
             <w:rPr>
               <w:rFonts w:ascii="Times New Roman" w:hAnsi="Times New Roman" w:cs="Times New Roman"/>
               <w:color w:val="555555"/>
               <w:shd w:val="clear" w:color="auto" w:fill="FFFFFF"/>
             </w:rPr>
-            <w:t xml:space="preserve"> no patient engagement health care professionals may struggle in meeting meaningful use objectives. There may not be seamless integration with outside systems or standardized data affecting health information exchange because of poorly designed EHR interface. </w:t>
-          </w:r>
-          <w:r>
-            <w:rPr>
-              <w:rFonts w:ascii="Times New Roman" w:hAnsi="Times New Roman" w:cs="Times New Roman"/>
-              <w:color w:val="555555"/>
-            </w:rPr>
-            <w:t xml:space="preserve">Clinicians who are working through complex diverse tasks have concerns over electronic health record implementation and the potential impact that may have on routine workflow and outcomes, they have concerns over unwanted alerts and alarms they must deal with daily. The American Recovery and Reinvestment Act of 2009 has proposed meaningful EHR users, and the Centers for Medicare and Medicaid Services has proposed meaningful use, both meaningful use and meaningful users assist in the integration of EHR technology in clinical settings. To be recognized as meaningful </w:t>
-          </w:r>
-          <w:proofErr w:type="gramStart"/>
-          <w:r>
-            <w:rPr>
-              <w:rFonts w:ascii="Times New Roman" w:hAnsi="Times New Roman" w:cs="Times New Roman"/>
-              <w:color w:val="555555"/>
-            </w:rPr>
-            <w:t>users</w:t>
+            <w:t>is</w:t>
           </w:r>
           <w:proofErr w:type="gramEnd"/>
-          <w:r>
-            <w:rPr>
-              <w:rFonts w:ascii="Times New Roman" w:hAnsi="Times New Roman" w:cs="Times New Roman"/>
-              <w:color w:val="555555"/>
-            </w:rPr>
-            <w:t xml:space="preserve"> clinicians have to fulfill three criteria established by ARRA that will build the foundation for connecting between a rewarding EHR implementation and its meaningful application. The criteria are clinicians must demonstrate that they are using certified electronic health care technology, exchanging health information to advance the quality of health care delivery, and reporting clinical measures. </w:t>
-          </w:r>
           <w:r>
             <w:rPr>
               <w:rFonts w:ascii="Times New Roman" w:hAnsi="Times New Roman" w:cs="Times New Roman"/>
               <w:color w:val="555555"/>
               <w:shd w:val="clear" w:color="auto" w:fill="FFFFFF"/>
             </w:rPr>
-            <w:t xml:space="preserve">(Bowens et.al) Poorly designed EHR interfaces can’t assist in achieving those criteria defined by ARRA and CMS to promote the effective use and adoption of EHR therefore EHR interfaces must be </w:t>
+            <w:t xml:space="preserve"> no patient engagement health care professionals may struggle in meeting meaningful use objectives. There may not be seamless integration with outside systems or standardized data affecting health information exchange because of poorly designed EHR interface. </w:t>
+          </w:r>
+          <w:r>
+            <w:rPr>
+              <w:rFonts w:ascii="Times New Roman" w:hAnsi="Times New Roman" w:cs="Times New Roman"/>
+              <w:color w:val="555555"/>
+            </w:rPr>
+            <w:t xml:space="preserve">Clinicians who are working through complex diverse tasks have concerns over electronic health record implementation and the potential impact that may have on routine workflow and outcomes, they have concerns over unwanted alerts and alarms they must deal with daily. The American Recovery and Reinvestment Act of 2009 has proposed meaningful EHR users, and the Centers for Medicare and Medicaid Services has proposed meaningful use, both meaningful use and meaningful users assist in the integration of EHR technology in clinical settings. To be recognized as meaningful </w:t>
+          </w:r>
+          <w:proofErr w:type="gramStart"/>
+          <w:r>
+            <w:rPr>
+              <w:rFonts w:ascii="Times New Roman" w:hAnsi="Times New Roman" w:cs="Times New Roman"/>
+              <w:color w:val="555555"/>
+            </w:rPr>
+            <w:t>users</w:t>
+          </w:r>
+          <w:proofErr w:type="gramEnd"/>
+          <w:r>
+            <w:rPr>
+              <w:rFonts w:ascii="Times New Roman" w:hAnsi="Times New Roman" w:cs="Times New Roman"/>
+              <w:color w:val="555555"/>
+            </w:rPr>
+            <w:t xml:space="preserve"> clinicians have to fulfill three criteria established by ARRA that will build the foundation for connecting between a rewarding EHR implementation and its meaningful application. The criteria are clinicians must demonstrate that they are using certified electronic health care technology, exchanging health information to advance the quality of health care delivery, and reporting clinical measures. </w:t>
           </w:r>
           <w:r>
             <w:rPr>
@@ -3228,8 +3235,7 @@
               <w:color w:val="555555"/>
               <w:shd w:val="clear" w:color="auto" w:fill="FFFFFF"/>
             </w:rPr>
-            <w:lastRenderedPageBreak/>
-            <w:t xml:space="preserve">optimized in healthcare organizations so that we can deliver high-quality care and achieve meaningful use. </w:t>
+            <w:t xml:space="preserve">(Bowens et.al) Poorly designed EHR interfaces can’t assist in achieving those criteria defined by ARRA and CMS to promote the effective use and adoption of EHR therefore EHR interfaces must be optimized in healthcare organizations so that we can deliver high-quality care and achieve meaningful use. </w:t>
           </w:r>
         </w:p>
         <w:p>
@@ -3267,7 +3273,15 @@
               <w:rFonts w:ascii="Times New Roman" w:hAnsi="Times New Roman" w:cs="Times New Roman"/>
               <w:color w:val="2D3B45"/>
             </w:rPr>
-            <w:t>In my previous paper, I presented the swim lane of current state workflow focusing on the appointment where I included patients, healthcare workers, and facility admin. That was a basic interface related to appointments. In this finalized model of the current state workflow, I gathered information from gap analysis and tried to include all EHR users of a patient and the entire workflow from registration to post-discharge.</w:t>
+            <w:t xml:space="preserve">In my previous paper, I presented the swim lane of current state workflow focusing on the appointment where I included patients, healthcare workers, and facility admin. That was a basic interface related to appointments. In this finalized model of the current state workflow, I </w:t>
+          </w:r>
+          <w:r>
+            <w:rPr>
+              <w:rFonts w:ascii="Times New Roman" w:hAnsi="Times New Roman" w:cs="Times New Roman"/>
+              <w:color w:val="2D3B45"/>
+            </w:rPr>
+            <w:lastRenderedPageBreak/>
+            <w:t>gathered information from gap analysis and tried to include all EHR users of a patient and the entire workflow from registration to post-discharge.</w:t>
           </w:r>
         </w:p>
         <w:p>
@@ -3434,7 +3448,7 @@
               <w:rFonts w:ascii="Times New Roman" w:hAnsi="Times New Roman" w:cs="Times New Roman"/>
               <w:color w:val="2D3B45"/>
             </w:rPr>
-            <w:t xml:space="preserve">The swim lanes of the user-friendly EHR Interface I have presented start with Patient Registration, Once the patient comes to a hospital, they will first come to the patient registration, </w:t>
+            <w:t xml:space="preserve">The swim lanes of the user-friendly EHR Interface I have presented start with Patient Registration, Once the patient comes to a hospital, they will first come to the patient registration, where they will interact with the registration staff who then will capture patient data, insurance details, and unique patient identifiers such as medical record number. Once the registration task is completed it can be assessed by health care personnel such as doctors, interaction takes place with the doctor who then will conduct Assessments and enter the findings in the EHR system, then tests are ordered if needed. There will also be interaction with Nurses and Nurse assistants who will monitor patient conditions and vital signs, following this nurse will administer medications and document medication administration as well as nursing assessments and </w:t>
           </w:r>
           <w:r>
             <w:rPr>
@@ -3442,7 +3456,7 @@
               <w:color w:val="2D3B45"/>
             </w:rPr>
             <w:lastRenderedPageBreak/>
-            <w:t xml:space="preserve">where they will interact with the registration staff who then will capture patient data, insurance details, and unique patient identifiers such as medical record number. Once the registration task is completed it can be assessed by health care personnel such as doctors, interaction takes place with the doctor who then will conduct Assessments and enter the findings in the EHR system, then tests are ordered if needed. There will also be interaction with Nurses and Nurse assistants who will monitor patient conditions and vital signs, following this nurse will administer medications and document medication administration as well as nursing assessments and interventions. When the patient is ready for discharge there will be interaction with the discharge planner, pharmacists, and Patient, Discharge planner will prepare a discharge summary and instructions following the provider’s instructions, and the patient will be educated about post-discharge instructions and medications, follow-up appointments and referrals are also scheduled as this time. Once the patient is discharged there will be interaction with Administrators and IT staff who will manage accounts in the EHR system, create reports and analytics for quality improvement, and at the end ensure compliance with health care regulation standards. </w:t>
+            <w:t xml:space="preserve">interventions. When the patient is ready for discharge there will be interaction with the discharge planner, pharmacists, and Patient, Discharge planner will prepare a discharge summary and instructions following the provider’s instructions, and the patient will be educated about post-discharge instructions and medications, follow-up appointments and referrals are also scheduled as this time. Once the patient is discharged there will be interaction with Administrators and IT staff who will manage accounts in the EHR system, create reports and analytics for quality improvement, and at the end ensure compliance with health care regulation standards. </w:t>
           </w:r>
         </w:p>
         <w:p>
@@ -3463,21 +3477,20 @@
               <w:rFonts w:ascii="Times New Roman" w:hAnsi="Times New Roman" w:cs="Times New Roman"/>
               <w:color w:val="2D3B45"/>
             </w:rPr>
-            <w:t xml:space="preserve">Layout and terminology are consistent in different sections of patient records, patient information is displayed based on user roles and aligned with the user’s current task. Clutter is avoided by only showing essential patient details with an option to expand information. Prior entries and suggestions are displayed for updating patient records. Real-time feedback is provided via error alerts, confirmation messages, and more. Easy updating and editing of patient records with clear control is allowed. </w:t>
-          </w:r>
-          <w:r>
-            <w:rPr>
-              <w:rFonts w:ascii="Times New Roman" w:hAnsi="Times New Roman" w:cs="Times New Roman"/>
-              <w:color w:val="2D3B45"/>
+            <w:t>Layout and terminology are consistent in different sections of patient records, patient information is displayed based on user roles and aligned with the user’s current task. Clutter is avoided by only showing essential patient details with an option to expand information. Prior entries and suggestions are displayed for updating patient records. Real-time feedback is provided via error alerts, confirmation messages, and more. Easy updating and editing of patient records with clear control is allowed. When ordering tests and procedures, clear communication, confirmation messages, and validation checks were implemented for error prevention. Clear language with an ability to control completeness of documentation and level of detail with an audit trail of changes made. All the metrics need to be visible and interpretable</w:t>
+          </w:r>
+          <w:r>
+            <w:rPr>
+              <w:rFonts w:ascii="Times New Roman" w:hAnsi="Times New Roman" w:cs="Times New Roman"/>
+            </w:rPr>
+            <w:t xml:space="preserve">. This workflow model integrating the core principles improves patient outcomes and assists healthcare professionals in providing quality care. Based on organizational, health care professionals, and patient needs adjustments can be made to the workflow model. Going back to the 14-core principle and the swim lane I have </w:t>
+          </w:r>
+          <w:r>
+            <w:rPr>
+              <w:rFonts w:ascii="Times New Roman" w:hAnsi="Times New Roman" w:cs="Times New Roman"/>
             </w:rPr>
             <w:lastRenderedPageBreak/>
-            <w:t>When ordering tests and procedures, clear communication, confirmation messages, and validation checks were implemented for error prevention. Clear language with an ability to control completeness of documentation and level of detail with an audit trail of changes made. All the metrics need to be visible and interpretable</w:t>
-          </w:r>
-          <w:r>
-            <w:rPr>
-              <w:rFonts w:ascii="Times New Roman" w:hAnsi="Times New Roman" w:cs="Times New Roman"/>
-            </w:rPr>
-            <w:t xml:space="preserve">. This workflow model integrating the core principles improves patient outcomes and assists healthcare professionals in providing quality care. Based on organizational, health care professionals, and patient needs adjustments can be made to the workflow model. Going back to the 14-core principle and the swim lane I have presented Consistency, visibility, match, and minimalism are seen while conducting assessment and entering findings in the EHR system. Memory, feedback, and flexibility in conducting assessment and documenting it with interventions, while providing education on the unit or before discharging patients and creating reports and analytics for quality improvement. Message, error prevention, and closure are seen while ordering tests and medications. Reversibility, language, and control documentation while conducting the assessment, administering medications, documenting, and educating. </w:t>
+            <w:t xml:space="preserve">presented Consistency, visibility, match, and minimalism are seen while conducting assessment and entering findings in the EHR system. Memory, feedback, and flexibility in conducting assessment and documenting it with interventions, while providing education on the unit or before discharging patients and creating reports and analytics for quality improvement. Message, error prevention, and closure are seen while ordering tests and medications. Reversibility, language, and control documentation while conducting the assessment, administering medications, documenting, and educating. </w:t>
           </w:r>
         </w:p>
         <w:p>
@@ -3541,16 +3554,7 @@
               <w:color w:val="212121"/>
               <w:shd w:val="clear" w:color="auto" w:fill="FFFFFF"/>
             </w:rPr>
-            <w:t xml:space="preserve">In this ERA of technology, clinical workflow coordination relies increasingly on the use of computerized systems but there is evidence that suggests the current-generation EHR systems </w:t>
-          </w:r>
-          <w:r>
-            <w:rPr>
-              <w:rFonts w:ascii="Times New Roman" w:hAnsi="Times New Roman" w:cs="Times New Roman"/>
-              <w:color w:val="212121"/>
-              <w:shd w:val="clear" w:color="auto" w:fill="FFFFFF"/>
-            </w:rPr>
-            <w:lastRenderedPageBreak/>
-            <w:t xml:space="preserve">failed to adequately support clinical workflow as well as the cognitive tasks of clinicians. Because of the critical patient safety risks and burnout and clinical inefficiencies concerns resulting from suboptimal workflow, we need a well-designed user-friendly EHR interface that will help in improving clinical workflow in the EHR context. </w:t>
+            <w:t xml:space="preserve">In this ERA of technology, clinical workflow coordination relies increasingly on the use of computerized systems but there is evidence that suggests the current-generation EHR systems failed to adequately support clinical workflow as well as the cognitive tasks of clinicians. Because of the critical patient safety risks and burnout and clinical inefficiencies concerns resulting from suboptimal workflow, we need a well-designed user-friendly EHR interface that will help in improving clinical workflow in the EHR context. </w:t>
           </w:r>
           <w:r>
             <w:rPr>
@@ -3695,6 +3699,7 @@
               <w:rFonts w:ascii="Times New Roman" w:hAnsi="Times New Roman" w:cs="Times New Roman"/>
               <w:color w:val="2D3B45"/>
             </w:rPr>
+            <w:lastRenderedPageBreak/>
             <w:t>Bowens, F. M., Frye, P. A., &amp; Jones, W. A. (2010). </w:t>
           </w:r>
           <w:hyperlink r:id="rId17" w:tgtFrame="_blank" w:history="1">
@@ -4007,7 +4012,6 @@
               <w:rFonts w:ascii="Times New Roman" w:hAnsi="Times New Roman" w:cs="Times New Roman"/>
               <w:color w:val="000000"/>
             </w:rPr>
-            <w:lastRenderedPageBreak/>
             <w:t xml:space="preserve">Zheng, K., </w:t>
           </w:r>
           <w:proofErr w:type="spellStart"/>
@@ -4375,6 +4379,7 @@
               <w:szCs w:val="36"/>
               <w:shd w:val="clear" w:color="auto" w:fill="FFFFFF"/>
             </w:rPr>
+            <w:lastRenderedPageBreak/>
             <w:t>Assignment: Week 10</w:t>
           </w:r>
         </w:p>
